--- a/gestion-solicitudes-voae/docs/manuales/Manual_Usuario_Empleado.docx
+++ b/gestion-solicitudes-voae/docs/manuales/Manual_Usuario_Empleado.docx
@@ -164,30 +164,7 @@
           <w:sz w:val="22"/>
           <w:szCs w:val="22"/>
         </w:rPr>
-        <w:t xml:space="preserve">______________________________</w:t>
-      </w:r>
-    </w:p>
-    <w:p>
-      <w:pPr>
-        <w:spacing w:after="80"/>
-        <w:jc w:val="center"/>
-      </w:pPr>
-      <w:r>
-        <w:rPr>
-          <w:b/>
-          <w:bCs/>
-          <w:color w:val="12397A"/>
-          <w:sz w:val="22"/>
-          <w:szCs w:val="22"/>
-        </w:rPr>
-        <w:t xml:space="preserve">Revisado por: </w:t>
-      </w:r>
-      <w:r>
-        <w:rPr>
-          <w:sz w:val="22"/>
-          <w:szCs w:val="22"/>
-        </w:rPr>
-        <w:t xml:space="preserve">______________________________</w:t>
+        <w:t xml:space="preserve">Jade Miralda y Angie Enamorado</w:t>
       </w:r>
     </w:p>
     <w:p>
@@ -739,298 +716,15 @@
     </w:p>
     <w:p>
       <w:pPr>
-        <w:pBdr>
-          <w:left w:val="single" w:color="2FBF8F" w:sz="18" w:space="6"/>
-        </w:pBdr>
-        <w:shd w:fill="EAF7F2" w:color="auto" w:val="clear"/>
-        <w:spacing w:after="160" w:before="80"/>
-      </w:pPr>
-      <w:r>
-        <w:t xml:space="preserve">Importante: usa el correo y la contraseña que te asignó el Administrador. Si olvidaste tu</w:t>
-      </w:r>
-    </w:p>
-    <w:p>
-      <w:pPr>
-        <w:pBdr>
-          <w:left w:val="single" w:color="2FBF8F" w:sz="18" w:space="6"/>
-        </w:pBdr>
-        <w:shd w:fill="EAF7F2" w:color="auto" w:val="clear"/>
-        <w:spacing w:after="160" w:before="80"/>
-      </w:pPr>
-      <w:r>
-        <w:t xml:space="preserve">contraseña, usa el enlace </w:t>
-      </w:r>
-      <w:r>
-        <w:rPr>
-          <w:b/>
-          <w:bCs/>
-        </w:rPr>
-        <w:t xml:space="preserve">¿Olvidaste tu contraseña?</w:t>
-      </w:r>
-      <w:r>
-        <w:t xml:space="preserve">.</w:t>
-      </w:r>
-    </w:p>
-    <w:p>
-      <w:pPr>
-        <w:pStyle w:val="Heading2"/>
-      </w:pPr>
-      <w:r>
-        <w:t xml:space="preserve">2.2 Primer ingreso y cambio de contraseña</w:t>
-      </w:r>
-    </w:p>
-    <w:p>
-      <w:pPr>
-        <w:spacing w:after="120"/>
-      </w:pPr>
-      <w:r>
-        <w:t xml:space="preserve">La primera vez que entras con la contraseña temporal que te dieron, el sistema **te obliga a</w:t>
-      </w:r>
-    </w:p>
-    <w:p>
-      <w:pPr>
-        <w:spacing w:after="120"/>
-      </w:pPr>
-      <w:r>
-        <w:t xml:space="preserve">cambiarla** antes de dejarte usar el resto de la aplicación: escribe una contraseña nueva y</w:t>
-      </w:r>
-    </w:p>
-    <w:p>
-      <w:pPr>
-        <w:spacing w:after="120"/>
-      </w:pPr>
-      <w:r>
-        <w:t xml:space="preserve">confírmala para continuar. Mientras no la cambies, no puedes ver tus solicitudes ni enviar nuevas.</w:t>
-      </w:r>
-    </w:p>
-    <w:p>
-      <w:pPr>
-        <w:pStyle w:val="Heading2"/>
-      </w:pPr>
-      <w:r>
-        <w:t xml:space="preserve">2.3 Conoce la pantalla</w:t>
-      </w:r>
-    </w:p>
-    <w:p>
-      <w:pPr>
-        <w:spacing w:after="120"/>
-      </w:pPr>
-      <w:r>
-        <w:t xml:space="preserve">Una vez dentro verás:</w:t>
-      </w:r>
-    </w:p>
-    <w:p>
-      <w:pPr>
-        <w:pStyle w:val="ListParagraph"/>
-        <w:numPr>
-          <w:ilvl w:val="0"/>
-          <w:numId w:val="2"/>
-        </w:numPr>
-        <w:spacing w:after="40"/>
-      </w:pPr>
-      <w:r>
-        <w:t xml:space="preserve">A la izquierda, el </w:t>
-      </w:r>
-      <w:r>
-        <w:rPr>
-          <w:b/>
-          <w:bCs/>
-        </w:rPr>
-        <w:t xml:space="preserve">menú lateral</w:t>
-      </w:r>
-      <w:r>
-        <w:t xml:space="preserve"> con tus tres secciones: </w:t>
-      </w:r>
-      <w:r>
-        <w:rPr>
-          <w:b/>
-          <w:bCs/>
-        </w:rPr>
-        <w:t xml:space="preserve">Resumen</w:t>
-      </w:r>
-      <w:r>
-        <w:t xml:space="preserve">, </w:t>
-      </w:r>
-      <w:r>
-        <w:rPr>
-          <w:b/>
-          <w:bCs/>
-        </w:rPr>
-        <w:t xml:space="preserve">Nueva solicitud</w:t>
-      </w:r>
-      <w:r>
-        <w:t xml:space="preserve"> y</w:t>
-      </w:r>
-    </w:p>
-    <w:p>
-      <w:pPr>
-        <w:spacing w:after="120"/>
-      </w:pPr>
-      <w:r>
-        <w:t xml:space="preserve">  </w:t>
-      </w:r>
-      <w:r>
-        <w:rPr>
-          <w:b/>
-          <w:bCs/>
-        </w:rPr>
-        <w:t xml:space="preserve">Mis solicitudes</w:t>
-      </w:r>
-      <w:r>
-        <w:t xml:space="preserve">. Puedes plegarlo con el ícono de la esquina superior para ganar espacio.</w:t>
-      </w:r>
-    </w:p>
-    <w:p>
-      <w:pPr>
-        <w:spacing w:after="120"/>
-      </w:pPr>
-      <w:r>
-        <w:t xml:space="preserve">  ![Menú lateral plegado, solo con íconos](capturas/empleado/17_sidebar_plegado.jpg)</w:t>
-      </w:r>
-    </w:p>
-    <w:p>
-      <w:pPr>
-        <w:pStyle w:val="ListParagraph"/>
-        <w:numPr>
-          <w:ilvl w:val="0"/>
-          <w:numId w:val="2"/>
-        </w:numPr>
-        <w:spacing w:after="40"/>
-      </w:pPr>
-      <w:r>
-        <w:t xml:space="preserve">Arriba a la derecha, la </w:t>
-      </w:r>
-      <w:r>
-        <w:rPr>
-          <w:b/>
-          <w:bCs/>
-        </w:rPr>
-        <w:t xml:space="preserve">campana de notificaciones</w:t>
-      </w:r>
-      <w:r>
-        <w:t xml:space="preserve"> (te avisa en tiempo real cuando cambia el</w:t>
-      </w:r>
-    </w:p>
-    <w:p>
-      <w:pPr>
-        <w:spacing w:after="120"/>
-      </w:pPr>
-      <w:r>
-        <w:t xml:space="preserve">  estado de tus tickets) y tu nombre con tu área.</w:t>
-      </w:r>
-    </w:p>
-    <w:p>
-      <w:pPr>
-        <w:spacing w:after="120"/>
-      </w:pPr>
-      <w:r>
-        <w:t xml:space="preserve">  ![Panel de notificaciones abierto](capturas/empleado/18_campana_notificaciones.png)</w:t>
-      </w:r>
-    </w:p>
-    <w:p>
-      <w:pPr>
-        <w:pStyle w:val="ListParagraph"/>
-        <w:numPr>
-          <w:ilvl w:val="0"/>
-          <w:numId w:val="2"/>
-        </w:numPr>
-        <w:spacing w:after="40"/>
-      </w:pPr>
-      <w:r>
-        <w:t xml:space="preserve">Un botón para </w:t>
-      </w:r>
-      <w:r>
-        <w:rPr>
-          <w:b/>
-          <w:bCs/>
-        </w:rPr>
-        <w:t xml:space="preserve">cerrar sesión</w:t>
-      </w:r>
-      <w:r>
-        <w:t xml:space="preserve">, junto a tu nombre.</w:t>
-      </w:r>
-    </w:p>
-    <w:p>
-      <w:pPr>
-        <w:pStyle w:val="Heading1"/>
-      </w:pPr>
-      <w:r>
-        <w:t xml:space="preserve">3. Enviar una solicitud nueva</w:t>
-      </w:r>
-    </w:p>
-    <w:p>
-      <w:pPr>
-        <w:pStyle w:val="Heading2"/>
-      </w:pPr>
-      <w:r>
-        <w:t xml:space="preserve">3.1 Elegir el tipo</w:t>
-      </w:r>
-    </w:p>
-    <w:p>
-      <w:pPr>
-        <w:pStyle w:val="ListParagraph"/>
-        <w:numPr>
-          <w:ilvl w:val="0"/>
-          <w:numId w:val="3"/>
-        </w:numPr>
-        <w:spacing w:after="40"/>
-      </w:pPr>
-      <w:r>
-        <w:t xml:space="preserve">Pulsa </w:t>
-      </w:r>
-      <w:r>
-        <w:rPr>
-          <w:b/>
-          <w:bCs/>
-        </w:rPr>
-        <w:t xml:space="preserve">Nueva solicitud</w:t>
-      </w:r>
-      <w:r>
-        <w:t xml:space="preserve"> en el menú, o el botón </w:t>
-      </w:r>
-      <w:r>
-        <w:rPr>
-          <w:b/>
-          <w:bCs/>
-        </w:rPr>
-        <w:t xml:space="preserve">+ Nueva solicitud</w:t>
-      </w:r>
-      <w:r>
-        <w:t xml:space="preserve"> del Resumen.</w:t>
-      </w:r>
-    </w:p>
-    <w:p>
-      <w:pPr>
-        <w:pStyle w:val="ListParagraph"/>
-        <w:numPr>
-          <w:ilvl w:val="0"/>
-          <w:numId w:val="3"/>
-        </w:numPr>
-        <w:spacing w:after="40"/>
-      </w:pPr>
-      <w:r>
-        <w:t xml:space="preserve">Elige el tipo que necesitas, agrupado por categoría (Arte, Video, DIRCOM, Protocolo, Otros).</w:t>
-      </w:r>
-    </w:p>
-    <w:p>
-      <w:pPr>
-        <w:spacing w:after="120"/>
-      </w:pPr>
-      <w:r>
-        <w:t xml:space="preserve">   Cada tarjeta muestra cuántos días hábiles de producción necesita.</w:t>
-      </w:r>
-    </w:p>
-    <w:p>
-      <w:pPr>
         <w:spacing w:after="40" w:before="120"/>
         <w:jc w:val="center"/>
       </w:pPr>
       <w:r>
         <w:drawing>
           <wp:inline distT="0" distB="0" distL="0" distR="0">
-            <wp:extent cx="5905500" cy="2590800"/>
+            <wp:extent cx="5905500" cy="2857500"/>
             <wp:effectExtent t="0" r="0" b="0" l="0"/>
-            <wp:docPr id="1" name="02_nueva_solicitud_tipo.jpg" descr="Paso 1: elegir el tipo de solicitud, con los días de producción de cada una" title="Paso 1: elegir el tipo de solicitud, con los días de producción de cada una"/>
+            <wp:docPr id="1" name="19_inicio_sesion.jpg" descr="Pantalla de inicio de sesión: el boleto iTickets a la izquierda y el formulario a la derecha" title="Pantalla de inicio de sesión: el boleto iTickets a la izquierda y el formulario a la derecha"/>
             <wp:cNvGraphicFramePr>
               <a:graphicFrameLocks xmlns:a="http://schemas.openxmlformats.org/drawingml/2006/main" noChangeAspect="1"/>
             </wp:cNvGraphicFramePr>
@@ -1053,7 +747,7 @@
                   <pic:spPr bwMode="auto">
                     <a:xfrm>
                       <a:off x="0" y="0"/>
-                      <a:ext cx="5905500" cy="2590800"/>
+                      <a:ext cx="5905500" cy="2857500"/>
                     </a:xfrm>
                     <a:prstGeom prst="rect">
                       <a:avLst/>
@@ -1079,7 +773,7 @@
           <w:sz w:val="18"/>
           <w:szCs w:val="18"/>
         </w:rPr>
-        <w:t xml:space="preserve">Paso 1: elegir el tipo de solicitud, con los días de producción de cada una</w:t>
+        <w:t xml:space="preserve">Pantalla de inicio de sesión: el boleto iTickets a la izquierda y el formulario a la derecha</w:t>
       </w:r>
     </w:p>
     <w:p>
@@ -1091,7 +785,7 @@
         <w:spacing w:after="160" w:before="80"/>
       </w:pPr>
       <w:r>
-        <w:t xml:space="preserve">Importante: entre más anticipación le des al equipo de diseño, mejor. Campaña publicitaria y</w:t>
+        <w:t xml:space="preserve">Importante: usa el correo y la contraseña que te asignó el Administrador. Si olvidaste tu</w:t>
       </w:r>
     </w:p>
     <w:p>
@@ -1103,7 +797,17 @@
         <w:spacing w:after="160" w:before="80"/>
       </w:pPr>
       <w:r>
-        <w:t xml:space="preserve">Logotipo (DIRCOM) piden solicitud anticipada de un mes.</w:t>
+        <w:t xml:space="preserve">contraseña, usa el enlace </w:t>
+      </w:r>
+      <w:r>
+        <w:rPr>
+          <w:b/>
+          <w:bCs/>
+        </w:rPr>
+        <w:t xml:space="preserve">¿Olvidaste tu contraseña?</w:t>
+      </w:r>
+      <w:r>
+        <w:t xml:space="preserve">.</w:t>
       </w:r>
     </w:p>
     <w:p>
@@ -1111,7 +815,7 @@
         <w:pStyle w:val="Heading2"/>
       </w:pPr>
       <w:r>
-        <w:t xml:space="preserve">3.2 Llenar el formulario</w:t>
+        <w:t xml:space="preserve">2.2 Primer ingreso y cambio de contraseña</w:t>
       </w:r>
     </w:p>
     <w:p>
@@ -1119,17 +823,7 @@
         <w:spacing w:after="120"/>
       </w:pPr>
       <w:r>
-        <w:t xml:space="preserve">El formulario cambia según el tipo que elegiste, pero </w:t>
-      </w:r>
-      <w:r>
-        <w:rPr>
-          <w:b/>
-          <w:bCs/>
-        </w:rPr>
-        <w:t xml:space="preserve">todos piden la fecha del evento</w:t>
-      </w:r>
-      <w:r>
-        <w:t xml:space="preserve">. El</w:t>
+        <w:t xml:space="preserve">La primera vez que entras con la contraseña temporal que te dieron, el sistema **te obliga a</w:t>
       </w:r>
     </w:p>
     <w:p>
@@ -1137,17 +831,7 @@
         <w:spacing w:after="120"/>
       </w:pPr>
       <w:r>
-        <w:t xml:space="preserve">calendario </w:t>
-      </w:r>
-      <w:r>
-        <w:rPr>
-          <w:b/>
-          <w:bCs/>
-        </w:rPr>
-        <w:t xml:space="preserve">bloquea automáticamente</w:t>
-      </w:r>
-      <w:r>
-        <w:t xml:space="preserve"> los días que no alcanzan el plazo de producción: solo puedes</w:t>
+        <w:t xml:space="preserve">cambiarla** antes de dejarte usar el resto de la aplicación: escribe una contraseña nueva y</w:t>
       </w:r>
     </w:p>
     <w:p>
@@ -1155,7 +839,7 @@
         <w:spacing w:after="120"/>
       </w:pPr>
       <w:r>
-        <w:t xml:space="preserve">elegir desde el primer día disponible en adelante.</w:t>
+        <w:t xml:space="preserve">confírmala para continuar. Mientras no la cambies, no puedes ver tus solicitudes ni enviar nuevas.</w:t>
       </w:r>
     </w:p>
     <w:p>
@@ -1168,7 +852,7 @@
           <wp:inline distT="0" distB="0" distL="0" distR="0">
             <wp:extent cx="5905500" cy="2590800"/>
             <wp:effectExtent t="0" r="0" b="0" l="0"/>
-            <wp:docPr id="2" name="03_calendario_bloqueado.jpg" descr="Calendario con los días bloqueados (rayados) hasta el primer día disponible" title="Calendario con los días bloqueados (rayados) hasta el primer día disponible"/>
+            <wp:docPr id="2" name="23_cambio_password_primer_ingreso.jpg" descr="Pantalla &quot;Cambia tu contraseña&quot;: es tu primer ingreso, debes definir una nueva antes de continuar" title="Pantalla &quot;Cambia tu contraseña&quot;: es tu primer ingreso, debes definir una nueva antes de continuar"/>
             <wp:cNvGraphicFramePr>
               <a:graphicFrameLocks xmlns:a="http://schemas.openxmlformats.org/drawingml/2006/main" noChangeAspect="1"/>
             </wp:cNvGraphicFramePr>
@@ -1217,7 +901,15 @@
           <w:sz w:val="18"/>
           <w:szCs w:val="18"/>
         </w:rPr>
-        <w:t xml:space="preserve">Calendario con los días bloqueados (rayados) hasta el primer día disponible</w:t>
+        <w:t xml:space="preserve">Pantalla "Cambia tu contraseña": es tu primer ingreso, debes definir una nueva antes de continuar</w:t>
+      </w:r>
+    </w:p>
+    <w:p>
+      <w:pPr>
+        <w:pStyle w:val="Heading2"/>
+      </w:pPr>
+      <w:r>
+        <w:t xml:space="preserve">2.3 Conoce la pantalla</w:t>
       </w:r>
     </w:p>
     <w:p>
@@ -1225,7 +917,216 @@
         <w:spacing w:after="120"/>
       </w:pPr>
       <w:r>
-        <w:t xml:space="preserve">Ejemplos de los distintos formularios según el tipo elegido:</w:t>
+        <w:t xml:space="preserve">Una vez dentro verás:</w:t>
+      </w:r>
+    </w:p>
+    <w:p>
+      <w:pPr>
+        <w:pStyle w:val="ListParagraph"/>
+        <w:numPr>
+          <w:ilvl w:val="0"/>
+          <w:numId w:val="2"/>
+        </w:numPr>
+        <w:spacing w:after="40"/>
+      </w:pPr>
+      <w:r>
+        <w:t xml:space="preserve">A la izquierda, el </w:t>
+      </w:r>
+      <w:r>
+        <w:rPr>
+          <w:b/>
+          <w:bCs/>
+        </w:rPr>
+        <w:t xml:space="preserve">menú lateral</w:t>
+      </w:r>
+      <w:r>
+        <w:t xml:space="preserve"> con tus tres secciones: </w:t>
+      </w:r>
+      <w:r>
+        <w:rPr>
+          <w:b/>
+          <w:bCs/>
+        </w:rPr>
+        <w:t xml:space="preserve">Resumen</w:t>
+      </w:r>
+      <w:r>
+        <w:t xml:space="preserve">, </w:t>
+      </w:r>
+      <w:r>
+        <w:rPr>
+          <w:b/>
+          <w:bCs/>
+        </w:rPr>
+        <w:t xml:space="preserve">Nueva solicitud</w:t>
+      </w:r>
+      <w:r>
+        <w:t xml:space="preserve"> y</w:t>
+      </w:r>
+    </w:p>
+    <w:p>
+      <w:pPr>
+        <w:spacing w:after="120"/>
+      </w:pPr>
+      <w:r>
+        <w:t xml:space="preserve">  </w:t>
+      </w:r>
+      <w:r>
+        <w:rPr>
+          <w:b/>
+          <w:bCs/>
+        </w:rPr>
+        <w:t xml:space="preserve">Mis solicitudes</w:t>
+      </w:r>
+      <w:r>
+        <w:t xml:space="preserve">. Puedes plegarlo con el ícono de la esquina superior para ganar espacio.</w:t>
+      </w:r>
+    </w:p>
+    <w:p>
+      <w:pPr>
+        <w:spacing w:after="120"/>
+      </w:pPr>
+      <w:r>
+        <w:t xml:space="preserve">  ![Menú lateral desplegado, con la opción activa resaltada](capturas/empleado/20_sidebar_desplegado.jpg)</w:t>
+      </w:r>
+    </w:p>
+    <w:p>
+      <w:pPr>
+        <w:spacing w:after="120"/>
+      </w:pPr>
+      <w:r>
+        <w:t xml:space="preserve">  ![Menú lateral plegado, solo con íconos](capturas/empleado/17_sidebar_plegado.jpg)</w:t>
+      </w:r>
+    </w:p>
+    <w:p>
+      <w:pPr>
+        <w:pStyle w:val="ListParagraph"/>
+        <w:numPr>
+          <w:ilvl w:val="0"/>
+          <w:numId w:val="2"/>
+        </w:numPr>
+        <w:spacing w:after="40"/>
+      </w:pPr>
+      <w:r>
+        <w:t xml:space="preserve">Arriba a la derecha, la </w:t>
+      </w:r>
+      <w:r>
+        <w:rPr>
+          <w:b/>
+          <w:bCs/>
+        </w:rPr>
+        <w:t xml:space="preserve">campana de notificaciones</w:t>
+      </w:r>
+      <w:r>
+        <w:t xml:space="preserve"> (te avisa en tiempo real cuando cambia el</w:t>
+      </w:r>
+    </w:p>
+    <w:p>
+      <w:pPr>
+        <w:spacing w:after="120"/>
+      </w:pPr>
+      <w:r>
+        <w:t xml:space="preserve">  estado de tus tickets) y tu nombre con tu área.</w:t>
+      </w:r>
+    </w:p>
+    <w:p>
+      <w:pPr>
+        <w:spacing w:after="120"/>
+      </w:pPr>
+      <w:r>
+        <w:t xml:space="preserve">  ![Panel de notificaciones abierto](capturas/empleado/18_campana_notificaciones.png)</w:t>
+      </w:r>
+    </w:p>
+    <w:p>
+      <w:pPr>
+        <w:pStyle w:val="ListParagraph"/>
+        <w:numPr>
+          <w:ilvl w:val="0"/>
+          <w:numId w:val="2"/>
+        </w:numPr>
+        <w:spacing w:after="40"/>
+      </w:pPr>
+      <w:r>
+        <w:t xml:space="preserve">Un botón para </w:t>
+      </w:r>
+      <w:r>
+        <w:rPr>
+          <w:b/>
+          <w:bCs/>
+        </w:rPr>
+        <w:t xml:space="preserve">cerrar sesión</w:t>
+      </w:r>
+      <w:r>
+        <w:t xml:space="preserve">, junto a tu nombre.</w:t>
+      </w:r>
+    </w:p>
+    <w:p>
+      <w:pPr>
+        <w:pStyle w:val="Heading1"/>
+      </w:pPr>
+      <w:r>
+        <w:t xml:space="preserve">3. Enviar una solicitud nueva</w:t>
+      </w:r>
+    </w:p>
+    <w:p>
+      <w:pPr>
+        <w:pStyle w:val="Heading2"/>
+      </w:pPr>
+      <w:r>
+        <w:t xml:space="preserve">3.1 Elegir el tipo</w:t>
+      </w:r>
+    </w:p>
+    <w:p>
+      <w:pPr>
+        <w:pStyle w:val="ListParagraph"/>
+        <w:numPr>
+          <w:ilvl w:val="0"/>
+          <w:numId w:val="3"/>
+        </w:numPr>
+        <w:spacing w:after="40"/>
+      </w:pPr>
+      <w:r>
+        <w:t xml:space="preserve">Pulsa </w:t>
+      </w:r>
+      <w:r>
+        <w:rPr>
+          <w:b/>
+          <w:bCs/>
+        </w:rPr>
+        <w:t xml:space="preserve">Nueva solicitud</w:t>
+      </w:r>
+      <w:r>
+        <w:t xml:space="preserve"> en el menú, o el botón </w:t>
+      </w:r>
+      <w:r>
+        <w:rPr>
+          <w:b/>
+          <w:bCs/>
+        </w:rPr>
+        <w:t xml:space="preserve">+ Nueva solicitud</w:t>
+      </w:r>
+      <w:r>
+        <w:t xml:space="preserve"> del Resumen.</w:t>
+      </w:r>
+    </w:p>
+    <w:p>
+      <w:pPr>
+        <w:pStyle w:val="ListParagraph"/>
+        <w:numPr>
+          <w:ilvl w:val="0"/>
+          <w:numId w:val="3"/>
+        </w:numPr>
+        <w:spacing w:after="40"/>
+      </w:pPr>
+      <w:r>
+        <w:t xml:space="preserve">Elige el tipo que necesitas, agrupado por categoría (Arte, Video, DIRCOM, Protocolo, Otros).</w:t>
+      </w:r>
+    </w:p>
+    <w:p>
+      <w:pPr>
+        <w:spacing w:after="120"/>
+      </w:pPr>
+      <w:r>
+        <w:t xml:space="preserve">   Cada tarjeta muestra cuántos días hábiles de producción necesita.</w:t>
       </w:r>
     </w:p>
     <w:p>
@@ -1238,7 +1139,7 @@
           <wp:inline distT="0" distB="0" distL="0" distR="0">
             <wp:extent cx="5905500" cy="2590800"/>
             <wp:effectExtent t="0" r="0" b="0" l="0"/>
-            <wp:docPr id="3" name="04_formulario_arte.jpg" descr="Formulario de Arte (Afiche): título, horario, lugar, modalidad, logotipos" title="Formulario de Arte (Afiche): título, horario, lugar, modalidad, logotipos"/>
+            <wp:docPr id="3" name="02_nueva_solicitud_tipo.jpg" descr="Paso 1: elegir el tipo de solicitud, con los días de producción de cada una" title="Paso 1: elegir el tipo de solicitud, con los días de producción de cada una"/>
             <wp:cNvGraphicFramePr>
               <a:graphicFrameLocks xmlns:a="http://schemas.openxmlformats.org/drawingml/2006/main" noChangeAspect="1"/>
             </wp:cNvGraphicFramePr>
@@ -1287,7 +1188,83 @@
           <w:sz w:val="18"/>
           <w:szCs w:val="18"/>
         </w:rPr>
-        <w:t xml:space="preserve">Formulario de Arte (Afiche): título, horario, lugar, modalidad, logotipos</w:t>
+        <w:t xml:space="preserve">Paso 1: elegir el tipo de solicitud, con los días de producción de cada una</w:t>
+      </w:r>
+    </w:p>
+    <w:p>
+      <w:pPr>
+        <w:pBdr>
+          <w:left w:val="single" w:color="2FBF8F" w:sz="18" w:space="6"/>
+        </w:pBdr>
+        <w:shd w:fill="EAF7F2" w:color="auto" w:val="clear"/>
+        <w:spacing w:after="160" w:before="80"/>
+      </w:pPr>
+      <w:r>
+        <w:t xml:space="preserve">Importante: entre más anticipación le des al equipo de diseño, mejor. Campaña publicitaria y</w:t>
+      </w:r>
+    </w:p>
+    <w:p>
+      <w:pPr>
+        <w:pBdr>
+          <w:left w:val="single" w:color="2FBF8F" w:sz="18" w:space="6"/>
+        </w:pBdr>
+        <w:shd w:fill="EAF7F2" w:color="auto" w:val="clear"/>
+        <w:spacing w:after="160" w:before="80"/>
+      </w:pPr>
+      <w:r>
+        <w:t xml:space="preserve">Logotipo (DIRCOM) piden solicitud anticipada de un mes.</w:t>
+      </w:r>
+    </w:p>
+    <w:p>
+      <w:pPr>
+        <w:pStyle w:val="Heading2"/>
+      </w:pPr>
+      <w:r>
+        <w:t xml:space="preserve">3.2 Llenar el formulario</w:t>
+      </w:r>
+    </w:p>
+    <w:p>
+      <w:pPr>
+        <w:spacing w:after="120"/>
+      </w:pPr>
+      <w:r>
+        <w:t xml:space="preserve">El formulario cambia según el tipo que elegiste, pero </w:t>
+      </w:r>
+      <w:r>
+        <w:rPr>
+          <w:b/>
+          <w:bCs/>
+        </w:rPr>
+        <w:t xml:space="preserve">todos piden la fecha del evento</w:t>
+      </w:r>
+      <w:r>
+        <w:t xml:space="preserve">. El</w:t>
+      </w:r>
+    </w:p>
+    <w:p>
+      <w:pPr>
+        <w:spacing w:after="120"/>
+      </w:pPr>
+      <w:r>
+        <w:t xml:space="preserve">calendario </w:t>
+      </w:r>
+      <w:r>
+        <w:rPr>
+          <w:b/>
+          <w:bCs/>
+        </w:rPr>
+        <w:t xml:space="preserve">bloquea automáticamente</w:t>
+      </w:r>
+      <w:r>
+        <w:t xml:space="preserve"> los días que no alcanzan el plazo de producción: solo puedes</w:t>
+      </w:r>
+    </w:p>
+    <w:p>
+      <w:pPr>
+        <w:spacing w:after="120"/>
+      </w:pPr>
+      <w:r>
+        <w:t xml:space="preserve">elegir desde el primer día disponible en adelante.</w:t>
       </w:r>
     </w:p>
     <w:p>
@@ -1300,7 +1277,7 @@
           <wp:inline distT="0" distB="0" distL="0" distR="0">
             <wp:extent cx="5905500" cy="2590800"/>
             <wp:effectExtent t="0" r="0" b="0" l="0"/>
-            <wp:docPr id="4" name="10_formulario_video.jpg" descr="Formulario de Video: objetivo, fecha de entrega/publicación, encargado, participación de estudiantes" title="Formulario de Video: objetivo, fecha de entrega/publicación, encargado, participación de estudiantes"/>
+            <wp:docPr id="4" name="03_calendario_bloqueado.jpg" descr="Calendario con los días bloqueados (rayados) hasta el primer día disponible" title="Calendario con los días bloqueados (rayados) hasta el primer día disponible"/>
             <wp:cNvGraphicFramePr>
               <a:graphicFrameLocks xmlns:a="http://schemas.openxmlformats.org/drawingml/2006/main" noChangeAspect="1"/>
             </wp:cNvGraphicFramePr>
@@ -1349,7 +1326,15 @@
           <w:sz w:val="18"/>
           <w:szCs w:val="18"/>
         </w:rPr>
-        <w:t xml:space="preserve">Formulario de Video: objetivo, fecha de entrega/publicación, encargado, participación de estudiantes</w:t>
+        <w:t xml:space="preserve">Calendario con los días bloqueados (rayados) hasta el primer día disponible</w:t>
+      </w:r>
+    </w:p>
+    <w:p>
+      <w:pPr>
+        <w:spacing w:after="120"/>
+      </w:pPr>
+      <w:r>
+        <w:t xml:space="preserve">Ejemplos de los distintos formularios según el tipo elegido:</w:t>
       </w:r>
     </w:p>
     <w:p>
@@ -1362,7 +1347,7 @@
           <wp:inline distT="0" distB="0" distL="0" distR="0">
             <wp:extent cx="5905500" cy="2590800"/>
             <wp:effectExtent t="0" r="0" b="0" l="0"/>
-            <wp:docPr id="5" name="11_formulario_dircom.jpg" descr="Formulario de DIRCOM (Logotipo/Campaña publicitaria): tipo de material, fecha en que lo necesitas, contexto" title="Formulario de DIRCOM (Logotipo/Campaña publicitaria): tipo de material, fecha en que lo necesitas, contexto"/>
+            <wp:docPr id="5" name="04_formulario_arte.jpg" descr="Formulario de Arte (Afiche): título, horario, lugar, modalidad, logotipos" title="Formulario de Arte (Afiche): título, horario, lugar, modalidad, logotipos"/>
             <wp:cNvGraphicFramePr>
               <a:graphicFrameLocks xmlns:a="http://schemas.openxmlformats.org/drawingml/2006/main" noChangeAspect="1"/>
             </wp:cNvGraphicFramePr>
@@ -1411,7 +1396,7 @@
           <w:sz w:val="18"/>
           <w:szCs w:val="18"/>
         </w:rPr>
-        <w:t xml:space="preserve">Formulario de DIRCOM (Logotipo/Campaña publicitaria): tipo de material, fecha en que lo necesitas, contexto</w:t>
+        <w:t xml:space="preserve">Formulario de Arte (Afiche): título, horario, lugar, modalidad, logotipos</w:t>
       </w:r>
     </w:p>
     <w:p>
@@ -1424,7 +1409,7 @@
           <wp:inline distT="0" distB="0" distL="0" distR="0">
             <wp:extent cx="5905500" cy="2590800"/>
             <wp:effectExtent t="0" r="0" b="0" l="0"/>
-            <wp:docPr id="6" name="12_formulario_protocolo.jpg" descr="Formulario de Protocolo: nombre de la actividad, lugar, invitados, equipo requerido" title="Formulario de Protocolo: nombre de la actividad, lugar, invitados, equipo requerido"/>
+            <wp:docPr id="6" name="10_formulario_video.jpg" descr="Formulario de Video: objetivo, fecha de entrega/publicación, encargado, participación de estudiantes" title="Formulario de Video: objetivo, fecha de entrega/publicación, encargado, participación de estudiantes"/>
             <wp:cNvGraphicFramePr>
               <a:graphicFrameLocks xmlns:a="http://schemas.openxmlformats.org/drawingml/2006/main" noChangeAspect="1"/>
             </wp:cNvGraphicFramePr>
@@ -1473,7 +1458,7 @@
           <w:sz w:val="18"/>
           <w:szCs w:val="18"/>
         </w:rPr>
-        <w:t xml:space="preserve">Formulario de Protocolo: nombre de la actividad, lugar, invitados, equipo requerido</w:t>
+        <w:t xml:space="preserve">Formulario de Video: objetivo, fecha de entrega/publicación, encargado, participación de estudiantes</w:t>
       </w:r>
     </w:p>
     <w:p>
@@ -1486,7 +1471,7 @@
           <wp:inline distT="0" distB="0" distL="0" distR="0">
             <wp:extent cx="5905500" cy="2590800"/>
             <wp:effectExtent t="0" r="0" b="0" l="0"/>
-            <wp:docPr id="7" name="13_formulario_generico.jpg" descr="Formulario Genérico (Diploma, Señalización, etc.): título y descripción" title="Formulario Genérico (Diploma, Señalización, etc.): título y descripción"/>
+            <wp:docPr id="7" name="11_formulario_dircom.jpg" descr="Formulario de DIRCOM (Logotipo/Campaña publicitaria): tipo de material, fecha en que lo necesitas, contexto" title="Formulario de DIRCOM (Logotipo/Campaña publicitaria): tipo de material, fecha en que lo necesitas, contexto"/>
             <wp:cNvGraphicFramePr>
               <a:graphicFrameLocks xmlns:a="http://schemas.openxmlformats.org/drawingml/2006/main" noChangeAspect="1"/>
             </wp:cNvGraphicFramePr>
@@ -1535,90 +1520,7 @@
           <w:sz w:val="18"/>
           <w:szCs w:val="18"/>
         </w:rPr>
-        <w:t xml:space="preserve">Formulario Genérico (Diploma, Señalización, etc.): título y descripción</w:t>
-      </w:r>
-    </w:p>
-    <w:p>
-      <w:pPr>
-        <w:pBdr>
-          <w:left w:val="single" w:color="2FBF8F" w:sz="18" w:space="6"/>
-        </w:pBdr>
-        <w:shd w:fill="EAF7F2" w:color="auto" w:val="clear"/>
-        <w:spacing w:after="160" w:before="80"/>
-      </w:pPr>
-      <w:r>
-        <w:t xml:space="preserve">Importante: ningún campo de fecha te deja elegir un día que ya pasó, ni uno que no alcance el</w:t>
-      </w:r>
-    </w:p>
-    <w:p>
-      <w:pPr>
-        <w:pBdr>
-          <w:left w:val="single" w:color="2FBF8F" w:sz="18" w:space="6"/>
-        </w:pBdr>
-        <w:shd w:fill="EAF7F2" w:color="auto" w:val="clear"/>
-        <w:spacing w:after="160" w:before="80"/>
-      </w:pPr>
-      <w:r>
-        <w:t xml:space="preserve">plazo de producción del tipo que elegiste.</w:t>
-      </w:r>
-    </w:p>
-    <w:p>
-      <w:pPr>
-        <w:pStyle w:val="Heading2"/>
-      </w:pPr>
-      <w:r>
-        <w:t xml:space="preserve">3.3 Adjuntar archivos o enlaces</w:t>
-      </w:r>
-    </w:p>
-    <w:p>
-      <w:pPr>
-        <w:spacing w:after="120"/>
-      </w:pPr>
-      <w:r>
-        <w:t xml:space="preserve">En el paso </w:t>
-      </w:r>
-      <w:r>
-        <w:rPr>
-          <w:b/>
-          <w:bCs/>
-        </w:rPr>
-        <w:t xml:space="preserve">Adjuntos</w:t>
-      </w:r>
-      <w:r>
-        <w:t xml:space="preserve"> puedes subir hasta </w:t>
-      </w:r>
-      <w:r>
-        <w:rPr>
-          <w:b/>
-          <w:bCs/>
-        </w:rPr>
-        <w:t xml:space="preserve">10 archivos</w:t>
-      </w:r>
-      <w:r>
-        <w:t xml:space="preserve"> (máximo 50 MB cada uno) o agregar</w:t>
-      </w:r>
-    </w:p>
-    <w:p>
-      <w:pPr>
-        <w:spacing w:after="120"/>
-      </w:pPr>
-      <w:r>
-        <w:rPr>
-          <w:b/>
-          <w:bCs/>
-        </w:rPr>
-        <w:t xml:space="preserve">enlaces</w:t>
-      </w:r>
-      <w:r>
-        <w:t xml:space="preserve"> (por ejemplo, una carpeta de Drive con muchas fotos). Es opcional, pero ayuda mucho al</w:t>
-      </w:r>
-    </w:p>
-    <w:p>
-      <w:pPr>
-        <w:spacing w:after="120"/>
-      </w:pPr>
-      <w:r>
-        <w:t xml:space="preserve">diseñador a entender lo que necesitas.</w:t>
+        <w:t xml:space="preserve">Formulario de DIRCOM (Logotipo/Campaña publicitaria): tipo de material, fecha en que lo necesitas, contexto</w:t>
       </w:r>
     </w:p>
     <w:p>
@@ -1631,7 +1533,7 @@
           <wp:inline distT="0" distB="0" distL="0" distR="0">
             <wp:extent cx="5905500" cy="2590800"/>
             <wp:effectExtent t="0" r="0" b="0" l="0"/>
-            <wp:docPr id="8" name="05_adjuntos.jpg" descr="Paso de Adjuntos: subir archivos o agregar un enlace con título" title="Paso de Adjuntos: subir archivos o agregar un enlace con título"/>
+            <wp:docPr id="8" name="12_formulario_protocolo.jpg" descr="Formulario de Protocolo: nombre de la actividad, lugar, invitados, equipo requerido" title="Formulario de Protocolo: nombre de la actividad, lugar, invitados, equipo requerido"/>
             <wp:cNvGraphicFramePr>
               <a:graphicFrameLocks xmlns:a="http://schemas.openxmlformats.org/drawingml/2006/main" noChangeAspect="1"/>
             </wp:cNvGraphicFramePr>
@@ -1680,87 +1582,7 @@
           <w:sz w:val="18"/>
           <w:szCs w:val="18"/>
         </w:rPr>
-        <w:t xml:space="preserve">Paso de Adjuntos: subir archivos o agregar un enlace con título</w:t>
-      </w:r>
-    </w:p>
-    <w:p>
-      <w:pPr>
-        <w:pStyle w:val="ListParagraph"/>
-        <w:numPr>
-          <w:ilvl w:val="0"/>
-          <w:numId w:val="3"/>
-        </w:numPr>
-        <w:spacing w:after="40"/>
-      </w:pPr>
-      <w:r>
-        <w:t xml:space="preserve">Arrastra un archivo al recuadro, o haz clic para elegirlo desde tu computadora.</w:t>
-      </w:r>
-    </w:p>
-    <w:p>
-      <w:pPr>
-        <w:pStyle w:val="ListParagraph"/>
-        <w:numPr>
-          <w:ilvl w:val="0"/>
-          <w:numId w:val="3"/>
-        </w:numPr>
-        <w:spacing w:after="40"/>
-      </w:pPr>
-      <w:r>
-        <w:t xml:space="preserve">Para un enlace, escribe un </w:t>
-      </w:r>
-      <w:r>
-        <w:rPr>
-          <w:b/>
-          <w:bCs/>
-        </w:rPr>
-        <w:t xml:space="preserve">título</w:t>
-      </w:r>
-      <w:r>
-        <w:t xml:space="preserve"> corto y pega la </w:t>
-      </w:r>
-      <w:r>
-        <w:rPr>
-          <w:b/>
-          <w:bCs/>
-        </w:rPr>
-        <w:t xml:space="preserve">URL</w:t>
-      </w:r>
-      <w:r>
-        <w:t xml:space="preserve">, luego pulsa </w:t>
-      </w:r>
-      <w:r>
-        <w:rPr>
-          <w:b/>
-          <w:bCs/>
-        </w:rPr>
-        <w:t xml:space="preserve">Agregar</w:t>
-      </w:r>
-      <w:r>
-        <w:t xml:space="preserve">.</w:t>
-      </w:r>
-    </w:p>
-    <w:p>
-      <w:pPr>
-        <w:pStyle w:val="Heading2"/>
-      </w:pPr>
-      <w:r>
-        <w:t xml:space="preserve">3.4 Revisar y enviar</w:t>
-      </w:r>
-    </w:p>
-    <w:p>
-      <w:pPr>
-        <w:spacing w:after="120"/>
-      </w:pPr>
-      <w:r>
-        <w:t xml:space="preserve">El último paso te muestra un resumen de todo lo que escribiste, para que lo revises antes de</w:t>
-      </w:r>
-    </w:p>
-    <w:p>
-      <w:pPr>
-        <w:spacing w:after="120"/>
-      </w:pPr>
-      <w:r>
-        <w:t xml:space="preserve">enviarlo.</w:t>
+        <w:t xml:space="preserve">Formulario de Protocolo: nombre de la actividad, lugar, invitados, equipo requerido</w:t>
       </w:r>
     </w:p>
     <w:p>
@@ -1773,7 +1595,7 @@
           <wp:inline distT="0" distB="0" distL="0" distR="0">
             <wp:extent cx="5905500" cy="2590800"/>
             <wp:effectExtent t="0" r="0" b="0" l="0"/>
-            <wp:docPr id="9" name="06_revisar_enviar.jpg" descr="Paso &quot;Revisa tu solicitud&quot;: resumen de todos los campos antes de enviar" title="Paso &quot;Revisa tu solicitud&quot;: resumen de todos los campos antes de enviar"/>
+            <wp:docPr id="9" name="13_formulario_generico.jpg" descr="Formulario Genérico (Diploma, Señalización, etc.): título y descripción" title="Formulario Genérico (Diploma, Señalización, etc.): título y descripción"/>
             <wp:cNvGraphicFramePr>
               <a:graphicFrameLocks xmlns:a="http://schemas.openxmlformats.org/drawingml/2006/main" noChangeAspect="1"/>
             </wp:cNvGraphicFramePr>
@@ -1822,7 +1644,39 @@
           <w:sz w:val="18"/>
           <w:szCs w:val="18"/>
         </w:rPr>
-        <w:t xml:space="preserve">Paso "Revisa tu solicitud": resumen de todos los campos antes de enviar</w:t>
+        <w:t xml:space="preserve">Formulario Genérico (Diploma, Señalización, etc.): título y descripción</w:t>
+      </w:r>
+    </w:p>
+    <w:p>
+      <w:pPr>
+        <w:pBdr>
+          <w:left w:val="single" w:color="2FBF8F" w:sz="18" w:space="6"/>
+        </w:pBdr>
+        <w:shd w:fill="EAF7F2" w:color="auto" w:val="clear"/>
+        <w:spacing w:after="160" w:before="80"/>
+      </w:pPr>
+      <w:r>
+        <w:t xml:space="preserve">Importante: ningún campo de fecha te deja elegir un día que ya pasó, ni uno que no alcance el</w:t>
+      </w:r>
+    </w:p>
+    <w:p>
+      <w:pPr>
+        <w:pBdr>
+          <w:left w:val="single" w:color="2FBF8F" w:sz="18" w:space="6"/>
+        </w:pBdr>
+        <w:shd w:fill="EAF7F2" w:color="auto" w:val="clear"/>
+        <w:spacing w:after="160" w:before="80"/>
+      </w:pPr>
+      <w:r>
+        <w:t xml:space="preserve">plazo de producción del tipo que elegiste.</w:t>
+      </w:r>
+    </w:p>
+    <w:p>
+      <w:pPr>
+        <w:pStyle w:val="Heading2"/>
+      </w:pPr>
+      <w:r>
+        <w:t xml:space="preserve">3.3 Adjuntar archivos o enlaces</w:t>
       </w:r>
     </w:p>
     <w:p>
@@ -1830,27 +1684,50 @@
         <w:spacing w:after="120"/>
       </w:pPr>
       <w:r>
-        <w:t xml:space="preserve">Pulsa </w:t>
-      </w:r>
-      <w:r>
-        <w:rPr>
-          <w:b/>
-          <w:bCs/>
-        </w:rPr>
-        <w:t xml:space="preserve">Enviar solicitud</w:t>
-      </w:r>
-      <w:r>
-        <w:t xml:space="preserve">. Verás un aviso con el </w:t>
-      </w:r>
-      <w:r>
-        <w:rPr>
-          <w:b/>
-          <w:bCs/>
-        </w:rPr>
-        <w:t xml:space="preserve">código</w:t>
-      </w:r>
-      <w:r>
-        <w:t xml:space="preserve"> de tu nuevo ticket:</w:t>
+        <w:t xml:space="preserve">En el paso </w:t>
+      </w:r>
+      <w:r>
+        <w:rPr>
+          <w:b/>
+          <w:bCs/>
+        </w:rPr>
+        <w:t xml:space="preserve">Adjuntos</w:t>
+      </w:r>
+      <w:r>
+        <w:t xml:space="preserve"> puedes subir hasta </w:t>
+      </w:r>
+      <w:r>
+        <w:rPr>
+          <w:b/>
+          <w:bCs/>
+        </w:rPr>
+        <w:t xml:space="preserve">10 archivos</w:t>
+      </w:r>
+      <w:r>
+        <w:t xml:space="preserve"> (máximo 50 MB cada uno) o agregar</w:t>
+      </w:r>
+    </w:p>
+    <w:p>
+      <w:pPr>
+        <w:spacing w:after="120"/>
+      </w:pPr>
+      <w:r>
+        <w:rPr>
+          <w:b/>
+          <w:bCs/>
+        </w:rPr>
+        <w:t xml:space="preserve">enlaces</w:t>
+      </w:r>
+      <w:r>
+        <w:t xml:space="preserve"> (por ejemplo, una carpeta de Drive con muchas fotos). Es opcional, pero ayuda mucho al</w:t>
+      </w:r>
+    </w:p>
+    <w:p>
+      <w:pPr>
+        <w:spacing w:after="120"/>
+      </w:pPr>
+      <w:r>
+        <w:t xml:space="preserve">diseñador a entender lo que necesitas.</w:t>
       </w:r>
     </w:p>
     <w:p>
@@ -1863,7 +1740,7 @@
           <wp:inline distT="0" distB="0" distL="0" distR="0">
             <wp:extent cx="5905500" cy="2590800"/>
             <wp:effectExtent t="0" r="0" b="0" l="0"/>
-            <wp:docPr id="10" name="07_toast_codigo.jpg" descr="Aviso &quot;Solicitud ADH-0037 enviada.&quot;" title="Aviso &quot;Solicitud ADH-0037 enviada.&quot;"/>
+            <wp:docPr id="10" name="05_adjuntos.jpg" descr="Paso de Adjuntos: subir archivos o agregar un enlace con título" title="Paso de Adjuntos: subir archivos o agregar un enlace con título"/>
             <wp:cNvGraphicFramePr>
               <a:graphicFrameLocks xmlns:a="http://schemas.openxmlformats.org/drawingml/2006/main" noChangeAspect="1"/>
             </wp:cNvGraphicFramePr>
@@ -1912,39 +1789,63 @@
           <w:sz w:val="18"/>
           <w:szCs w:val="18"/>
         </w:rPr>
-        <w:t xml:space="preserve">Aviso "Solicitud ADH-0037 enviada."</w:t>
-      </w:r>
-    </w:p>
-    <w:p>
-      <w:pPr>
-        <w:pBdr>
-          <w:left w:val="single" w:color="2FBF8F" w:sz="18" w:space="6"/>
-        </w:pBdr>
-        <w:shd w:fill="EAF7F2" w:color="auto" w:val="clear"/>
-        <w:spacing w:after="160" w:before="80"/>
-      </w:pPr>
-      <w:r>
-        <w:t xml:space="preserve">Importante: fuera del horario hábil (lunes a viernes, 8:00 a. m. a 4:00 p. m., hora de Honduras)</w:t>
-      </w:r>
-    </w:p>
-    <w:p>
-      <w:pPr>
-        <w:pBdr>
-          <w:left w:val="single" w:color="2FBF8F" w:sz="18" w:space="6"/>
-        </w:pBdr>
-        <w:shd w:fill="EAF7F2" w:color="auto" w:val="clear"/>
-        <w:spacing w:after="160" w:before="80"/>
-      </w:pPr>
-      <w:r>
-        <w:t xml:space="preserve">el sistema no te deja enviar una solicitud nueva; te lo avisa en pantalla.</w:t>
-      </w:r>
-    </w:p>
-    <w:p>
-      <w:pPr>
-        <w:pStyle w:val="Heading1"/>
-      </w:pPr>
-      <w:r>
-        <w:t xml:space="preserve">4. Ver tus solicitudes</w:t>
+        <w:t xml:space="preserve">Paso de Adjuntos: subir archivos o agregar un enlace con título</w:t>
+      </w:r>
+    </w:p>
+    <w:p>
+      <w:pPr>
+        <w:pStyle w:val="ListParagraph"/>
+        <w:numPr>
+          <w:ilvl w:val="0"/>
+          <w:numId w:val="3"/>
+        </w:numPr>
+        <w:spacing w:after="40"/>
+      </w:pPr>
+      <w:r>
+        <w:t xml:space="preserve">Arrastra un archivo al recuadro, o haz clic para elegirlo desde tu computadora.</w:t>
+      </w:r>
+    </w:p>
+    <w:p>
+      <w:pPr>
+        <w:pStyle w:val="ListParagraph"/>
+        <w:numPr>
+          <w:ilvl w:val="0"/>
+          <w:numId w:val="3"/>
+        </w:numPr>
+        <w:spacing w:after="40"/>
+      </w:pPr>
+      <w:r>
+        <w:t xml:space="preserve">Para un enlace, escribe un </w:t>
+      </w:r>
+      <w:r>
+        <w:rPr>
+          <w:b/>
+          <w:bCs/>
+        </w:rPr>
+        <w:t xml:space="preserve">título</w:t>
+      </w:r>
+      <w:r>
+        <w:t xml:space="preserve"> corto y pega la </w:t>
+      </w:r>
+      <w:r>
+        <w:rPr>
+          <w:b/>
+          <w:bCs/>
+        </w:rPr>
+        <w:t xml:space="preserve">URL</w:t>
+      </w:r>
+      <w:r>
+        <w:t xml:space="preserve">, luego pulsa </w:t>
+      </w:r>
+      <w:r>
+        <w:rPr>
+          <w:b/>
+          <w:bCs/>
+        </w:rPr>
+        <w:t xml:space="preserve">Agregar</w:t>
+      </w:r>
+      <w:r>
+        <w:t xml:space="preserve">.</w:t>
       </w:r>
     </w:p>
     <w:p>
@@ -1952,7 +1853,7 @@
         <w:pStyle w:val="Heading2"/>
       </w:pPr>
       <w:r>
-        <w:t xml:space="preserve">4.1 Resumen</w:t>
+        <w:t xml:space="preserve">3.4 Revisar y enviar</w:t>
       </w:r>
     </w:p>
     <w:p>
@@ -1960,17 +1861,7 @@
         <w:spacing w:after="120"/>
       </w:pPr>
       <w:r>
-        <w:t xml:space="preserve">La pantalla </w:t>
-      </w:r>
-      <w:r>
-        <w:rPr>
-          <w:b/>
-          <w:bCs/>
-        </w:rPr>
-        <w:t xml:space="preserve">Resumen</w:t>
-      </w:r>
-      <w:r>
-        <w:t xml:space="preserve"> (la página de inicio) te muestra cuántos tickets tienes por estado y tus</w:t>
+        <w:t xml:space="preserve">El último paso te muestra un resumen de todo lo que escribiste, para que lo revises antes de</w:t>
       </w:r>
     </w:p>
     <w:p>
@@ -1978,7 +1869,7 @@
         <w:spacing w:after="120"/>
       </w:pPr>
       <w:r>
-        <w:t xml:space="preserve">últimos tickets.</w:t>
+        <w:t xml:space="preserve">enviarlo.</w:t>
       </w:r>
     </w:p>
     <w:p>
@@ -1991,7 +1882,7 @@
           <wp:inline distT="0" distB="0" distL="0" distR="0">
             <wp:extent cx="5905500" cy="2590800"/>
             <wp:effectExtent t="0" r="0" b="0" l="0"/>
-            <wp:docPr id="11" name="16_resumen_con_tickets.jpg" descr="Resumen con solicitudes ya enviadas" title="Resumen con solicitudes ya enviadas"/>
+            <wp:docPr id="11" name="06_revisar_enviar.jpg" descr="Paso &quot;Revisa tu solicitud&quot;: resumen de todos los campos antes de enviar" title="Paso &quot;Revisa tu solicitud&quot;: resumen de todos los campos antes de enviar"/>
             <wp:cNvGraphicFramePr>
               <a:graphicFrameLocks xmlns:a="http://schemas.openxmlformats.org/drawingml/2006/main" noChangeAspect="1"/>
             </wp:cNvGraphicFramePr>
@@ -2040,15 +1931,7 @@
           <w:sz w:val="18"/>
           <w:szCs w:val="18"/>
         </w:rPr>
-        <w:t xml:space="preserve">Resumen con solicitudes ya enviadas</w:t>
-      </w:r>
-    </w:p>
-    <w:p>
-      <w:pPr>
-        <w:pStyle w:val="Heading2"/>
-      </w:pPr>
-      <w:r>
-        <w:t xml:space="preserve">4.2 Mis solicitudes</w:t>
+        <w:t xml:space="preserve">Paso "Revisa tu solicitud": resumen de todos los campos antes de enviar</w:t>
       </w:r>
     </w:p>
     <w:p>
@@ -2056,17 +1939,27 @@
         <w:spacing w:after="120"/>
       </w:pPr>
       <w:r>
-        <w:t xml:space="preserve">Aquí ves </w:t>
-      </w:r>
-      <w:r>
-        <w:rPr>
-          <w:b/>
-          <w:bCs/>
-        </w:rPr>
-        <w:t xml:space="preserve">todas</w:t>
-      </w:r>
-      <w:r>
-        <w:t xml:space="preserve"> tus solicitudes, con filtros y búsqueda.</w:t>
+        <w:t xml:space="preserve">Pulsa </w:t>
+      </w:r>
+      <w:r>
+        <w:rPr>
+          <w:b/>
+          <w:bCs/>
+        </w:rPr>
+        <w:t xml:space="preserve">Enviar solicitud</w:t>
+      </w:r>
+      <w:r>
+        <w:t xml:space="preserve">. Verás un aviso con el </w:t>
+      </w:r>
+      <w:r>
+        <w:rPr>
+          <w:b/>
+          <w:bCs/>
+        </w:rPr>
+        <w:t xml:space="preserve">código</w:t>
+      </w:r>
+      <w:r>
+        <w:t xml:space="preserve"> de tu nuevo ticket:</w:t>
       </w:r>
     </w:p>
     <w:p>
@@ -2079,7 +1972,7 @@
           <wp:inline distT="0" distB="0" distL="0" distR="0">
             <wp:extent cx="5905500" cy="2590800"/>
             <wp:effectExtent t="0" r="0" b="0" l="0"/>
-            <wp:docPr id="12" name="14_mis_solicitudes.jpg" descr="Lista &quot;Mis solicitudes&quot; con los boletos de cada ticket" title="Lista &quot;Mis solicitudes&quot; con los boletos de cada ticket"/>
+            <wp:docPr id="12" name="07_toast_codigo.jpg" descr="Aviso &quot;Solicitud ADH-0037 enviada.&quot;" title="Aviso &quot;Solicitud ADH-0037 enviada.&quot;"/>
             <wp:cNvGraphicFramePr>
               <a:graphicFrameLocks xmlns:a="http://schemas.openxmlformats.org/drawingml/2006/main" noChangeAspect="1"/>
             </wp:cNvGraphicFramePr>
@@ -2128,27 +2021,7 @@
           <w:sz w:val="18"/>
           <w:szCs w:val="18"/>
         </w:rPr>
-        <w:t xml:space="preserve">Lista "Mis solicitudes" con los boletos de cada ticket</w:t>
-      </w:r>
-    </w:p>
-    <w:p>
-      <w:pPr>
-        <w:pStyle w:val="ListParagraph"/>
-        <w:numPr>
-          <w:ilvl w:val="0"/>
-          <w:numId w:val="2"/>
-        </w:numPr>
-        <w:spacing w:after="40"/>
-      </w:pPr>
-      <w:r>
-        <w:rPr>
-          <w:b/>
-          <w:bCs/>
-        </w:rPr>
-        <w:t xml:space="preserve">Buscar:</w:t>
-      </w:r>
-      <w:r>
-        <w:t xml:space="preserve"> escribe el código, el tipo, tu nombre o el área. El buscador ignora mayúsculas,</w:t>
+        <w:t xml:space="preserve">Aviso "Solicitud ADH-0037 enviada."</w:t>
       </w:r>
     </w:p>
     <w:p>
@@ -2156,16 +2029,7 @@
         <w:spacing w:after="120"/>
       </w:pPr>
       <w:r>
-        <w:t xml:space="preserve">  tildes, y para los códigos también ignora guiones y espacios — "adh 0038" encuentra </w:t>
-      </w:r>
-      <w:r>
-        <w:rPr>
-          <w:rFonts w:ascii="Consolas" w:cs="Consolas" w:eastAsia="Consolas" w:hAnsi="Consolas"/>
-          <w:color w:val="9A3412"/>
-          <w:sz w:val="18"/>
-          <w:szCs w:val="18"/>
-        </w:rPr>
-        <w:t xml:space="preserve">ADH-0038</w:t>
+        <w:t xml:space="preserve">Fuera del horario hábil (lunes a viernes, 8:00 a. m. a 4:00 p. m., hora de Honduras) verás un</w:t>
       </w:r>
     </w:p>
     <w:p>
@@ -2173,7 +2037,7 @@
         <w:spacing w:after="120"/>
       </w:pPr>
       <w:r>
-        <w:t xml:space="preserve">  igual que si lo escribieras con guion.</w:t>
+        <w:t xml:space="preserve">aviso al llenar el formulario. Puedes llenarlo igual, pero el botón para enviar se habilitará solo</w:t>
       </w:r>
     </w:p>
     <w:p>
@@ -2181,64 +2045,7 @@
         <w:spacing w:after="120"/>
       </w:pPr>
       <w:r>
-        <w:t xml:space="preserve">  ![Búsqueda "adh 0038" filtrando a un solo resultado](capturas/empleado/15_busqueda_codigo.jpg)</w:t>
-      </w:r>
-    </w:p>
-    <w:p>
-      <w:pPr>
-        <w:pStyle w:val="ListParagraph"/>
-        <w:numPr>
-          <w:ilvl w:val="0"/>
-          <w:numId w:val="2"/>
-        </w:numPr>
-        <w:spacing w:after="40"/>
-      </w:pPr>
-      <w:r>
-        <w:rPr>
-          <w:b/>
-          <w:bCs/>
-        </w:rPr>
-        <w:t xml:space="preserve">Filtros:</w:t>
-      </w:r>
-      <w:r>
-        <w:t xml:space="preserve"> "Todos los estados" y "Todos los tipos" te dejan ver solo lo que te interesa.</w:t>
-      </w:r>
-    </w:p>
-    <w:p>
-      <w:pPr>
-        <w:pStyle w:val="ListParagraph"/>
-        <w:numPr>
-          <w:ilvl w:val="0"/>
-          <w:numId w:val="2"/>
-        </w:numPr>
-        <w:spacing w:after="40"/>
-      </w:pPr>
-      <w:r>
-        <w:t xml:space="preserve">El contador "N de M solicitudes" te dice cuántas estás viendo del total.</w:t>
-      </w:r>
-    </w:p>
-    <w:p>
-      <w:pPr>
-        <w:pStyle w:val="Heading2"/>
-      </w:pPr>
-      <w:r>
-        <w:t xml:space="preserve">4.3 Detalle del ticket</w:t>
-      </w:r>
-    </w:p>
-    <w:p>
-      <w:pPr>
-        <w:spacing w:after="120"/>
-      </w:pPr>
-      <w:r>
-        <w:t xml:space="preserve">Al hacer clic en cualquier ticket ves su información completa: tipo, fechas, el detalle del</w:t>
-      </w:r>
-    </w:p>
-    <w:p>
-      <w:pPr>
-        <w:spacing w:after="120"/>
-      </w:pPr>
-      <w:r>
-        <w:t xml:space="preserve">formulario que llenaste y tus adjuntos.</w:t>
+        <w:t xml:space="preserve">en horario hábil.</w:t>
       </w:r>
     </w:p>
     <w:p>
@@ -2249,9 +2056,9 @@
       <w:r>
         <w:drawing>
           <wp:inline distT="0" distB="0" distL="0" distR="0">
-            <wp:extent cx="5905500" cy="2590800"/>
+            <wp:extent cx="5905500" cy="2638425"/>
             <wp:effectExtent t="0" r="0" b="0" l="0"/>
-            <wp:docPr id="13" name="08_detalle_ticket.jpg" descr="Detalle del ticket: código, tipo, solicitante, fechas y detalle del formulario" title="Detalle del ticket: código, tipo, solicitante, fechas y detalle del formulario"/>
+            <wp:docPr id="13" name="22_fuera_horario.jpg" descr="Aviso de fuera de horario: puedes llenar el formulario, pero el envío se habilitará en horario hábil" title="Aviso de fuera de horario: puedes llenar el formulario, pero el envío se habilitará en horario hábil"/>
             <wp:cNvGraphicFramePr>
               <a:graphicFrameLocks xmlns:a="http://schemas.openxmlformats.org/drawingml/2006/main" noChangeAspect="1"/>
             </wp:cNvGraphicFramePr>
@@ -2274,7 +2081,7 @@
                   <pic:spPr bwMode="auto">
                     <a:xfrm>
                       <a:off x="0" y="0"/>
-                      <a:ext cx="5905500" cy="2590800"/>
+                      <a:ext cx="5905500" cy="2638425"/>
                     </a:xfrm>
                     <a:prstGeom prst="rect">
                       <a:avLst/>
@@ -2300,7 +2107,35 @@
           <w:sz w:val="18"/>
           <w:szCs w:val="18"/>
         </w:rPr>
-        <w:t xml:space="preserve">Detalle del ticket: código, tipo, solicitante, fechas y detalle del formulario</w:t>
+        <w:t xml:space="preserve">Aviso de fuera de horario: puedes llenar el formulario, pero el envío se habilitará en horario hábil</w:t>
+      </w:r>
+    </w:p>
+    <w:p>
+      <w:pPr>
+        <w:pBdr>
+          <w:left w:val="single" w:color="2FBF8F" w:sz="18" w:space="6"/>
+        </w:pBdr>
+        <w:shd w:fill="EAF7F2" w:color="auto" w:val="clear"/>
+        <w:spacing w:after="160" w:before="80"/>
+      </w:pPr>
+      <w:r>
+        <w:t xml:space="preserve">Importante: fuera del horario hábil no se puede enviar una solicitud nueva.</w:t>
+      </w:r>
+    </w:p>
+    <w:p>
+      <w:pPr>
+        <w:pStyle w:val="Heading1"/>
+      </w:pPr>
+      <w:r>
+        <w:t xml:space="preserve">4. Ver tus solicitudes</w:t>
+      </w:r>
+    </w:p>
+    <w:p>
+      <w:pPr>
+        <w:pStyle w:val="Heading2"/>
+      </w:pPr>
+      <w:r>
+        <w:t xml:space="preserve">4.1 Resumen</w:t>
       </w:r>
     </w:p>
     <w:p>
@@ -2308,14 +2143,17 @@
         <w:spacing w:after="120"/>
       </w:pPr>
       <w:r>
-        <w:t xml:space="preserve">Como Empleado, en vez del historial completo de cambios ves una barra de </w:t>
-      </w:r>
-      <w:r>
-        <w:rPr>
-          <w:b/>
-          <w:bCs/>
-        </w:rPr>
-        <w:t xml:space="preserve">progreso simplificada</w:t>
+        <w:t xml:space="preserve">La pantalla </w:t>
+      </w:r>
+      <w:r>
+        <w:rPr>
+          <w:b/>
+          <w:bCs/>
+        </w:rPr>
+        <w:t xml:space="preserve">Resumen</w:t>
+      </w:r>
+      <w:r>
+        <w:t xml:space="preserve"> (la página de inicio) te muestra cuántos tickets tienes por estado y tus</w:t>
       </w:r>
     </w:p>
     <w:p>
@@ -2323,7 +2161,7 @@
         <w:spacing w:after="120"/>
       </w:pPr>
       <w:r>
-        <w:t xml:space="preserve">con 4 pasos (Enviada → En diseño → Dictamen del jefe → Aprobada):</w:t>
+        <w:t xml:space="preserve">últimos tickets.</w:t>
       </w:r>
     </w:p>
     <w:p>
@@ -2336,7 +2174,7 @@
           <wp:inline distT="0" distB="0" distL="0" distR="0">
             <wp:extent cx="5905500" cy="2590800"/>
             <wp:effectExtent t="0" r="0" b="0" l="0"/>
-            <wp:docPr id="14" name="09_detalle_progreso.jpg" descr="Barra de progreso con el paso actual resaltado" title="Barra de progreso con el paso actual resaltado"/>
+            <wp:docPr id="14" name="16_resumen_con_tickets.jpg" descr="Resumen con solicitudes ya enviadas" title="Resumen con solicitudes ya enviadas"/>
             <wp:cNvGraphicFramePr>
               <a:graphicFrameLocks xmlns:a="http://schemas.openxmlformats.org/drawingml/2006/main" noChangeAspect="1"/>
             </wp:cNvGraphicFramePr>
@@ -2351,6 +2189,491 @@
                   </pic:nvPicPr>
                   <pic:blipFill>
                     <a:blip r:embed="rId22" cstate="none"/>
+                    <a:srcRect/>
+                    <a:stretch>
+                      <a:fillRect/>
+                    </a:stretch>
+                  </pic:blipFill>
+                  <pic:spPr bwMode="auto">
+                    <a:xfrm>
+                      <a:off x="0" y="0"/>
+                      <a:ext cx="5905500" cy="2590800"/>
+                    </a:xfrm>
+                    <a:prstGeom prst="rect">
+                      <a:avLst/>
+                    </a:prstGeom>
+                  </pic:spPr>
+                </pic:pic>
+              </a:graphicData>
+            </a:graphic>
+          </wp:inline>
+        </w:drawing>
+      </w:r>
+    </w:p>
+    <w:p>
+      <w:pPr>
+        <w:spacing w:after="200"/>
+        <w:jc w:val="center"/>
+      </w:pPr>
+      <w:r>
+        <w:rPr>
+          <w:i/>
+          <w:iCs/>
+          <w:color w:val="52606D"/>
+          <w:sz w:val="18"/>
+          <w:szCs w:val="18"/>
+        </w:rPr>
+        <w:t xml:space="preserve">Resumen con solicitudes ya enviadas</w:t>
+      </w:r>
+    </w:p>
+    <w:p>
+      <w:pPr>
+        <w:pStyle w:val="Heading2"/>
+      </w:pPr>
+      <w:r>
+        <w:t xml:space="preserve">4.2 Mis solicitudes</w:t>
+      </w:r>
+    </w:p>
+    <w:p>
+      <w:pPr>
+        <w:spacing w:after="120"/>
+      </w:pPr>
+      <w:r>
+        <w:t xml:space="preserve">Aquí ves </w:t>
+      </w:r>
+      <w:r>
+        <w:rPr>
+          <w:b/>
+          <w:bCs/>
+        </w:rPr>
+        <w:t xml:space="preserve">todas</w:t>
+      </w:r>
+      <w:r>
+        <w:t xml:space="preserve"> tus solicitudes, con filtros y búsqueda.</w:t>
+      </w:r>
+    </w:p>
+    <w:p>
+      <w:pPr>
+        <w:spacing w:after="40" w:before="120"/>
+        <w:jc w:val="center"/>
+      </w:pPr>
+      <w:r>
+        <w:drawing>
+          <wp:inline distT="0" distB="0" distL="0" distR="0">
+            <wp:extent cx="5905500" cy="2590800"/>
+            <wp:effectExtent t="0" r="0" b="0" l="0"/>
+            <wp:docPr id="15" name="14_mis_solicitudes.jpg" descr="Lista &quot;Mis solicitudes&quot; con los boletos de cada ticket" title="Lista &quot;Mis solicitudes&quot; con los boletos de cada ticket"/>
+            <wp:cNvGraphicFramePr>
+              <a:graphicFrameLocks xmlns:a="http://schemas.openxmlformats.org/drawingml/2006/main" noChangeAspect="1"/>
+            </wp:cNvGraphicFramePr>
+            <a:graphic xmlns:a="http://schemas.openxmlformats.org/drawingml/2006/main">
+              <a:graphicData uri="http://schemas.openxmlformats.org/drawingml/2006/picture">
+                <pic:pic xmlns:pic="http://schemas.openxmlformats.org/drawingml/2006/picture">
+                  <pic:nvPicPr>
+                    <pic:cNvPr id="0" name="" descr=""/>
+                    <pic:cNvPicPr>
+                      <a:picLocks noChangeAspect="1" noChangeArrowheads="1"/>
+                    </pic:cNvPicPr>
+                  </pic:nvPicPr>
+                  <pic:blipFill>
+                    <a:blip r:embed="rId23" cstate="none"/>
+                    <a:srcRect/>
+                    <a:stretch>
+                      <a:fillRect/>
+                    </a:stretch>
+                  </pic:blipFill>
+                  <pic:spPr bwMode="auto">
+                    <a:xfrm>
+                      <a:off x="0" y="0"/>
+                      <a:ext cx="5905500" cy="2590800"/>
+                    </a:xfrm>
+                    <a:prstGeom prst="rect">
+                      <a:avLst/>
+                    </a:prstGeom>
+                  </pic:spPr>
+                </pic:pic>
+              </a:graphicData>
+            </a:graphic>
+          </wp:inline>
+        </w:drawing>
+      </w:r>
+    </w:p>
+    <w:p>
+      <w:pPr>
+        <w:spacing w:after="200"/>
+        <w:jc w:val="center"/>
+      </w:pPr>
+      <w:r>
+        <w:rPr>
+          <w:i/>
+          <w:iCs/>
+          <w:color w:val="52606D"/>
+          <w:sz w:val="18"/>
+          <w:szCs w:val="18"/>
+        </w:rPr>
+        <w:t xml:space="preserve">Lista "Mis solicitudes" con los boletos de cada ticket</w:t>
+      </w:r>
+    </w:p>
+    <w:p>
+      <w:pPr>
+        <w:pStyle w:val="ListParagraph"/>
+        <w:numPr>
+          <w:ilvl w:val="0"/>
+          <w:numId w:val="2"/>
+        </w:numPr>
+        <w:spacing w:after="40"/>
+      </w:pPr>
+      <w:r>
+        <w:rPr>
+          <w:b/>
+          <w:bCs/>
+        </w:rPr>
+        <w:t xml:space="preserve">Buscar:</w:t>
+      </w:r>
+      <w:r>
+        <w:t xml:space="preserve"> escribe el código, el tipo, tu nombre o el área. El buscador ignora mayúsculas,</w:t>
+      </w:r>
+    </w:p>
+    <w:p>
+      <w:pPr>
+        <w:spacing w:after="120"/>
+      </w:pPr>
+      <w:r>
+        <w:t xml:space="preserve">  tildes, y para los códigos también ignora guiones y espacios — "adh 0038" encuentra </w:t>
+      </w:r>
+      <w:r>
+        <w:rPr>
+          <w:rFonts w:ascii="Consolas" w:cs="Consolas" w:eastAsia="Consolas" w:hAnsi="Consolas"/>
+          <w:color w:val="9A3412"/>
+          <w:sz w:val="18"/>
+          <w:szCs w:val="18"/>
+        </w:rPr>
+        <w:t xml:space="preserve">ADH-0038</w:t>
+      </w:r>
+    </w:p>
+    <w:p>
+      <w:pPr>
+        <w:spacing w:after="120"/>
+      </w:pPr>
+      <w:r>
+        <w:t xml:space="preserve">  igual que si lo escribieras con guion.</w:t>
+      </w:r>
+    </w:p>
+    <w:p>
+      <w:pPr>
+        <w:spacing w:after="120"/>
+      </w:pPr>
+      <w:r>
+        <w:t xml:space="preserve">  ![Búsqueda "adh 0038" filtrando a un solo resultado](capturas/empleado/15_busqueda_codigo.jpg)</w:t>
+      </w:r>
+    </w:p>
+    <w:p>
+      <w:pPr>
+        <w:pStyle w:val="ListParagraph"/>
+        <w:numPr>
+          <w:ilvl w:val="0"/>
+          <w:numId w:val="2"/>
+        </w:numPr>
+        <w:spacing w:after="40"/>
+      </w:pPr>
+      <w:r>
+        <w:rPr>
+          <w:b/>
+          <w:bCs/>
+        </w:rPr>
+        <w:t xml:space="preserve">Filtros:</w:t>
+      </w:r>
+      <w:r>
+        <w:t xml:space="preserve"> "Todos los estados" y "Todos los tipos" te dejan ver solo lo que te interesa.</w:t>
+      </w:r>
+    </w:p>
+    <w:p>
+      <w:pPr>
+        <w:pStyle w:val="ListParagraph"/>
+        <w:numPr>
+          <w:ilvl w:val="0"/>
+          <w:numId w:val="2"/>
+        </w:numPr>
+        <w:spacing w:after="40"/>
+      </w:pPr>
+      <w:r>
+        <w:t xml:space="preserve">El contador "N de M solicitudes" te dice cuántas estás viendo del total.</w:t>
+      </w:r>
+    </w:p>
+    <w:p>
+      <w:pPr>
+        <w:spacing w:after="40" w:before="120"/>
+        <w:jc w:val="center"/>
+      </w:pPr>
+      <w:r>
+        <w:drawing>
+          <wp:inline distT="0" distB="0" distL="0" distR="0">
+            <wp:extent cx="5905500" cy="2638425"/>
+            <wp:effectExtent t="0" r="0" b="0" l="0"/>
+            <wp:docPr id="16" name="21_filtros_mis_solicitudes.jpg" descr="Filtro de tipo &quot;Diploma&quot; aplicado: el contador muestra &quot;1 de 5 solicitudes&quot;" title="Filtro de tipo &quot;Diploma&quot; aplicado: el contador muestra &quot;1 de 5 solicitudes&quot;"/>
+            <wp:cNvGraphicFramePr>
+              <a:graphicFrameLocks xmlns:a="http://schemas.openxmlformats.org/drawingml/2006/main" noChangeAspect="1"/>
+            </wp:cNvGraphicFramePr>
+            <a:graphic xmlns:a="http://schemas.openxmlformats.org/drawingml/2006/main">
+              <a:graphicData uri="http://schemas.openxmlformats.org/drawingml/2006/picture">
+                <pic:pic xmlns:pic="http://schemas.openxmlformats.org/drawingml/2006/picture">
+                  <pic:nvPicPr>
+                    <pic:cNvPr id="0" name="" descr=""/>
+                    <pic:cNvPicPr>
+                      <a:picLocks noChangeAspect="1" noChangeArrowheads="1"/>
+                    </pic:cNvPicPr>
+                  </pic:nvPicPr>
+                  <pic:blipFill>
+                    <a:blip r:embed="rId24" cstate="none"/>
+                    <a:srcRect/>
+                    <a:stretch>
+                      <a:fillRect/>
+                    </a:stretch>
+                  </pic:blipFill>
+                  <pic:spPr bwMode="auto">
+                    <a:xfrm>
+                      <a:off x="0" y="0"/>
+                      <a:ext cx="5905500" cy="2638425"/>
+                    </a:xfrm>
+                    <a:prstGeom prst="rect">
+                      <a:avLst/>
+                    </a:prstGeom>
+                  </pic:spPr>
+                </pic:pic>
+              </a:graphicData>
+            </a:graphic>
+          </wp:inline>
+        </w:drawing>
+      </w:r>
+    </w:p>
+    <w:p>
+      <w:pPr>
+        <w:spacing w:after="200"/>
+        <w:jc w:val="center"/>
+      </w:pPr>
+      <w:r>
+        <w:rPr>
+          <w:i/>
+          <w:iCs/>
+          <w:color w:val="52606D"/>
+          <w:sz w:val="18"/>
+          <w:szCs w:val="18"/>
+        </w:rPr>
+        <w:t xml:space="preserve">Filtro de tipo "Diploma" aplicado: el contador muestra "1 de 5 solicitudes"</w:t>
+      </w:r>
+    </w:p>
+    <w:p>
+      <w:pPr>
+        <w:spacing w:after="120"/>
+      </w:pPr>
+      <w:r>
+        <w:t xml:space="preserve">"Mis solicitudes" también funciona bien desde el celular: los boletos se acomodan en una sola</w:t>
+      </w:r>
+    </w:p>
+    <w:p>
+      <w:pPr>
+        <w:spacing w:after="120"/>
+      </w:pPr>
+      <w:r>
+        <w:t xml:space="preserve">columna y el menú lateral se convierte en un botón de hamburguesa.</w:t>
+      </w:r>
+    </w:p>
+    <w:p>
+      <w:pPr>
+        <w:spacing w:after="40" w:before="120"/>
+        <w:jc w:val="center"/>
+      </w:pPr>
+      <w:r>
+        <w:drawing>
+          <wp:inline distT="0" distB="0" distL="0" distR="0">
+            <wp:extent cx="1762125" cy="3495675"/>
+            <wp:effectExtent t="0" r="0" b="0" l="0"/>
+            <wp:docPr id="17" name="24_vista_movil_mis_solicitudes.jpg" descr="Vista móvil de &quot;Mis solicitudes&quot;: boletos en una columna y menú de hamburguesa" title="Vista móvil de &quot;Mis solicitudes&quot;: boletos en una columna y menú de hamburguesa"/>
+            <wp:cNvGraphicFramePr>
+              <a:graphicFrameLocks xmlns:a="http://schemas.openxmlformats.org/drawingml/2006/main" noChangeAspect="1"/>
+            </wp:cNvGraphicFramePr>
+            <a:graphic xmlns:a="http://schemas.openxmlformats.org/drawingml/2006/main">
+              <a:graphicData uri="http://schemas.openxmlformats.org/drawingml/2006/picture">
+                <pic:pic xmlns:pic="http://schemas.openxmlformats.org/drawingml/2006/picture">
+                  <pic:nvPicPr>
+                    <pic:cNvPr id="0" name="" descr=""/>
+                    <pic:cNvPicPr>
+                      <a:picLocks noChangeAspect="1" noChangeArrowheads="1"/>
+                    </pic:cNvPicPr>
+                  </pic:nvPicPr>
+                  <pic:blipFill>
+                    <a:blip r:embed="rId25" cstate="none"/>
+                    <a:srcRect/>
+                    <a:stretch>
+                      <a:fillRect/>
+                    </a:stretch>
+                  </pic:blipFill>
+                  <pic:spPr bwMode="auto">
+                    <a:xfrm>
+                      <a:off x="0" y="0"/>
+                      <a:ext cx="1762125" cy="3495675"/>
+                    </a:xfrm>
+                    <a:prstGeom prst="rect">
+                      <a:avLst/>
+                    </a:prstGeom>
+                  </pic:spPr>
+                </pic:pic>
+              </a:graphicData>
+            </a:graphic>
+          </wp:inline>
+        </w:drawing>
+      </w:r>
+    </w:p>
+    <w:p>
+      <w:pPr>
+        <w:spacing w:after="200"/>
+        <w:jc w:val="center"/>
+      </w:pPr>
+      <w:r>
+        <w:rPr>
+          <w:i/>
+          <w:iCs/>
+          <w:color w:val="52606D"/>
+          <w:sz w:val="18"/>
+          <w:szCs w:val="18"/>
+        </w:rPr>
+        <w:t xml:space="preserve">Vista móvil de "Mis solicitudes": boletos en una columna y menú de hamburguesa</w:t>
+      </w:r>
+    </w:p>
+    <w:p>
+      <w:pPr>
+        <w:pStyle w:val="Heading2"/>
+      </w:pPr>
+      <w:r>
+        <w:t xml:space="preserve">4.3 Detalle del ticket</w:t>
+      </w:r>
+    </w:p>
+    <w:p>
+      <w:pPr>
+        <w:spacing w:after="120"/>
+      </w:pPr>
+      <w:r>
+        <w:t xml:space="preserve">Al hacer clic en cualquier ticket ves su información completa: tipo, fechas, el detalle del</w:t>
+      </w:r>
+    </w:p>
+    <w:p>
+      <w:pPr>
+        <w:spacing w:after="120"/>
+      </w:pPr>
+      <w:r>
+        <w:t xml:space="preserve">formulario que llenaste y tus adjuntos.</w:t>
+      </w:r>
+    </w:p>
+    <w:p>
+      <w:pPr>
+        <w:spacing w:after="40" w:before="120"/>
+        <w:jc w:val="center"/>
+      </w:pPr>
+      <w:r>
+        <w:drawing>
+          <wp:inline distT="0" distB="0" distL="0" distR="0">
+            <wp:extent cx="5905500" cy="2590800"/>
+            <wp:effectExtent t="0" r="0" b="0" l="0"/>
+            <wp:docPr id="18" name="08_detalle_ticket.jpg" descr="Detalle del ticket: código, tipo, solicitante, fechas y detalle del formulario" title="Detalle del ticket: código, tipo, solicitante, fechas y detalle del formulario"/>
+            <wp:cNvGraphicFramePr>
+              <a:graphicFrameLocks xmlns:a="http://schemas.openxmlformats.org/drawingml/2006/main" noChangeAspect="1"/>
+            </wp:cNvGraphicFramePr>
+            <a:graphic xmlns:a="http://schemas.openxmlformats.org/drawingml/2006/main">
+              <a:graphicData uri="http://schemas.openxmlformats.org/drawingml/2006/picture">
+                <pic:pic xmlns:pic="http://schemas.openxmlformats.org/drawingml/2006/picture">
+                  <pic:nvPicPr>
+                    <pic:cNvPr id="0" name="" descr=""/>
+                    <pic:cNvPicPr>
+                      <a:picLocks noChangeAspect="1" noChangeArrowheads="1"/>
+                    </pic:cNvPicPr>
+                  </pic:nvPicPr>
+                  <pic:blipFill>
+                    <a:blip r:embed="rId26" cstate="none"/>
+                    <a:srcRect/>
+                    <a:stretch>
+                      <a:fillRect/>
+                    </a:stretch>
+                  </pic:blipFill>
+                  <pic:spPr bwMode="auto">
+                    <a:xfrm>
+                      <a:off x="0" y="0"/>
+                      <a:ext cx="5905500" cy="2590800"/>
+                    </a:xfrm>
+                    <a:prstGeom prst="rect">
+                      <a:avLst/>
+                    </a:prstGeom>
+                  </pic:spPr>
+                </pic:pic>
+              </a:graphicData>
+            </a:graphic>
+          </wp:inline>
+        </w:drawing>
+      </w:r>
+    </w:p>
+    <w:p>
+      <w:pPr>
+        <w:spacing w:after="200"/>
+        <w:jc w:val="center"/>
+      </w:pPr>
+      <w:r>
+        <w:rPr>
+          <w:i/>
+          <w:iCs/>
+          <w:color w:val="52606D"/>
+          <w:sz w:val="18"/>
+          <w:szCs w:val="18"/>
+        </w:rPr>
+        <w:t xml:space="preserve">Detalle del ticket: código, tipo, solicitante, fechas y detalle del formulario</w:t>
+      </w:r>
+    </w:p>
+    <w:p>
+      <w:pPr>
+        <w:spacing w:after="120"/>
+      </w:pPr>
+      <w:r>
+        <w:t xml:space="preserve">Como Empleado, en vez del historial completo de cambios ves una barra de </w:t>
+      </w:r>
+      <w:r>
+        <w:rPr>
+          <w:b/>
+          <w:bCs/>
+        </w:rPr>
+        <w:t xml:space="preserve">progreso simplificada</w:t>
+      </w:r>
+    </w:p>
+    <w:p>
+      <w:pPr>
+        <w:spacing w:after="120"/>
+      </w:pPr>
+      <w:r>
+        <w:t xml:space="preserve">con 4 pasos (Enviada → En diseño → Dictamen del jefe → Aprobada):</w:t>
+      </w:r>
+    </w:p>
+    <w:p>
+      <w:pPr>
+        <w:spacing w:after="40" w:before="120"/>
+        <w:jc w:val="center"/>
+      </w:pPr>
+      <w:r>
+        <w:drawing>
+          <wp:inline distT="0" distB="0" distL="0" distR="0">
+            <wp:extent cx="5905500" cy="2590800"/>
+            <wp:effectExtent t="0" r="0" b="0" l="0"/>
+            <wp:docPr id="19" name="09_detalle_progreso.jpg" descr="Barra de progreso con el paso actual resaltado" title="Barra de progreso con el paso actual resaltado"/>
+            <wp:cNvGraphicFramePr>
+              <a:graphicFrameLocks xmlns:a="http://schemas.openxmlformats.org/drawingml/2006/main" noChangeAspect="1"/>
+            </wp:cNvGraphicFramePr>
+            <a:graphic xmlns:a="http://schemas.openxmlformats.org/drawingml/2006/main">
+              <a:graphicData uri="http://schemas.openxmlformats.org/drawingml/2006/picture">
+                <pic:pic xmlns:pic="http://schemas.openxmlformats.org/drawingml/2006/picture">
+                  <pic:nvPicPr>
+                    <pic:cNvPr id="0" name="" descr=""/>
+                    <pic:cNvPicPr>
+                      <a:picLocks noChangeAspect="1" noChangeArrowheads="1"/>
+                    </pic:cNvPicPr>
+                  </pic:nvPicPr>
+                  <pic:blipFill>
+                    <a:blip r:embed="rId27" cstate="none"/>
                     <a:srcRect/>
                     <a:stretch>
                       <a:fillRect/>
